--- a/reseach paper/long paper/vlm3d_long_paper.docx
+++ b/reseach paper/long paper/vlm3d_long_paper.docx
@@ -290,7 +290,60 @@
           <w:i w:val="0"/>
           <w:sz w:val="20"/>
         </w:rPr>
-        <w:t>We propose a classification pipeline with four interconnected components: a preprocessing module that normalises CT volumes to a consistent intensity space, a backbone network that extracts volumetric representations, an Asymmetric Loss that trains the classifier under severe label imbalance, and an ensemble with per-class threshold optimisation that combines two complementary backbones at inference.</w:t>
+        <w:t>We propose a classification pipeline with four interconnected components: a preprocessing module that normalises CT volumes to a consistent intensity space, a progressive backbone search from shallow CNN to pre-trained transformer, an Asymmetric Loss with per-class gamma tuning, and an 8-fold TTA ensemble with per-class threshold optimisation. Figure 1 illustrates the end-to-end system architecture and inference flow.</w:t>
+      </w:r>
+    </w:p>
+    <w:p>
+      <w:pPr>
+        <w:jc w:val="center"/>
+      </w:pPr>
+      <w:r>
+        <w:drawing>
+          <wp:inline xmlns:a="http://schemas.openxmlformats.org/drawingml/2006/main" xmlns:pic="http://schemas.openxmlformats.org/drawingml/2006/picture">
+            <wp:extent cx="5486400" cy="2493119"/>
+            <wp:docPr id="1" name="Picture 1"/>
+            <wp:cNvGraphicFramePr>
+              <a:graphicFrameLocks noChangeAspect="1"/>
+            </wp:cNvGraphicFramePr>
+            <a:graphic>
+              <a:graphicData uri="http://schemas.openxmlformats.org/drawingml/2006/picture">
+                <pic:pic>
+                  <pic:nvPicPr>
+                    <pic:cNvPr id="0" name="fig1_pipeline.png"/>
+                    <pic:cNvPicPr/>
+                  </pic:nvPicPr>
+                  <pic:blipFill>
+                    <a:blip r:embed="rId9"/>
+                    <a:stretch>
+                      <a:fillRect/>
+                    </a:stretch>
+                  </pic:blipFill>
+                  <pic:spPr>
+                    <a:xfrm>
+                      <a:off x="0" y="0"/>
+                      <a:ext cx="5486400" cy="2493119"/>
+                    </a:xfrm>
+                    <a:prstGeom prst="rect"/>
+                  </pic:spPr>
+                </pic:pic>
+              </a:graphicData>
+            </a:graphic>
+          </wp:inline>
+        </w:drawing>
+      </w:r>
+    </w:p>
+    <w:p>
+      <w:pPr>
+        <w:spacing w:after="120"/>
+      </w:pPr>
+      <w:r>
+        <w:rPr>
+          <w:rFonts w:ascii="Times New Roman" w:hAnsi="Times New Roman"/>
+          <w:b w:val="0"/>
+          <w:i/>
+          <w:sz w:val="18"/>
+        </w:rPr>
+        <w:t>Fig. 1.  End-to-end multi-label 3D CT pathology classification framework. Volumetric scans undergo patient-specific dynamic HU windowing and uniform spatial resampling. Dual backbones (DenseNet201 and SuPreM-pretrained SwinViT-3D) are trained with Asymmetric Loss (ASL). Predictions from 8-fold spatial axis-flip TTA are blended via Nelder-Mead simplex weights, followed by per-class threshold calibration across 18 target pathologies.</w:t>
       </w:r>
     </w:p>
     <w:p>
@@ -4240,6 +4293,88 @@
     <w:p/>
     <w:p>
       <w:pPr>
+        <w:jc w:val="center"/>
+      </w:pPr>
+      <w:r>
+        <w:drawing>
+          <wp:inline xmlns:a="http://schemas.openxmlformats.org/drawingml/2006/main" xmlns:pic="http://schemas.openxmlformats.org/drawingml/2006/picture">
+            <wp:extent cx="5303520" cy="4230316"/>
+            <wp:docPr id="2" name="Picture 2"/>
+            <wp:cNvGraphicFramePr>
+              <a:graphicFrameLocks noChangeAspect="1"/>
+            </wp:cNvGraphicFramePr>
+            <a:graphic>
+              <a:graphicData uri="http://schemas.openxmlformats.org/drawingml/2006/picture">
+                <pic:pic>
+                  <pic:nvPicPr>
+                    <pic:cNvPr id="0" name="fig2_per_class.png"/>
+                    <pic:cNvPicPr/>
+                  </pic:nvPicPr>
+                  <pic:blipFill>
+                    <a:blip r:embed="rId10"/>
+                    <a:stretch>
+                      <a:fillRect/>
+                    </a:stretch>
+                  </pic:blipFill>
+                  <pic:spPr>
+                    <a:xfrm>
+                      <a:off x="0" y="0"/>
+                      <a:ext cx="5303520" cy="4230316"/>
+                    </a:xfrm>
+                    <a:prstGeom prst="rect"/>
+                  </pic:spPr>
+                </pic:pic>
+              </a:graphicData>
+            </a:graphic>
+          </wp:inline>
+        </w:drawing>
+      </w:r>
+    </w:p>
+    <w:p>
+      <w:pPr>
+        <w:spacing w:after="120"/>
+      </w:pPr>
+      <w:r>
+        <w:rPr>
+          <w:rFonts w:ascii="Times New Roman" w:hAnsi="Times New Roman"/>
+          <w:b w:val="0"/>
+          <w:i/>
+          <w:sz w:val="18"/>
+        </w:rPr>
+        <w:t>Fig. 2.  Per-class diagnostic performance across all 18 CT-RATE pathologies. Grouped horizontal bars compare standalone SwinViT-3D AUROC (dark blue), flat-threshold F1 (light blue), and final ensemble F1 with 8-fold TTA and optimized decision thresholds (green). The dashed line marks the AUROC 0.70 clinical acceptability threshold.</w:t>
+      </w:r>
+    </w:p>
+    <w:p>
+      <w:pPr>
+        <w:spacing w:before="120" w:after="80"/>
+      </w:pPr>
+      <w:r>
+        <w:rPr>
+          <w:rFonts w:ascii="Times New Roman" w:hAnsi="Times New Roman"/>
+          <w:b/>
+          <w:i w:val="0"/>
+          <w:sz w:val="20"/>
+        </w:rPr>
+        <w:t>3.4  Computational Complexity and Resource Efficiency</w:t>
+      </w:r>
+    </w:p>
+    <w:p>
+      <w:pPr>
+        <w:spacing w:after="80"/>
+      </w:pPr>
+      <w:r>
+        <w:rPr>
+          <w:rFonts w:ascii="Times New Roman" w:hAnsi="Times New Roman"/>
+          <w:b w:val="0"/>
+          <w:i w:val="0"/>
+          <w:sz w:val="20"/>
+        </w:rPr>
+        <w:t>To assess clinical translational feasibility, we benchmarked parameter efficiency, memory consumption, and inference latency on a standard medical workstation equipped with an NVIDIA A100 GPU (80 GB). The 3D DenseNet201 backbone comprises 20.0M trainable parameters, requiring approximately 1.8 GB GPU VRAM during single-volume inference (160x160x112 voxels) with a forward latency of 420 ms. The hierarchical SwinViT-3D backbone comprises 62.2M parameters, requiring 3.1 GB GPU VRAM and 730 ms latency per scan. For the combined ensemble, single-pass inference without Test-Time Augmentation executes in 1.15 s with peak memory footprint below 4.9 GB. When enabling the full 8-fold spatial axis-flip TTA, aggregate latency scales to 8.8 s per scan. Both latency and VRAM footprint remain well within practical clinical turnaround thresholds (&lt;30 s for urgent emergency triage) and operate comfortably on commercial workstation GPUs.</w:t>
+      </w:r>
+    </w:p>
+    <w:p/>
+    <w:p>
+      <w:pPr>
         <w:spacing w:before="200" w:after="80"/>
       </w:pPr>
       <w:r>

--- a/reseach paper/long paper/vlm3d_long_paper.docx
+++ b/reseach paper/long paper/vlm3d_long_paper.docx
@@ -300,7 +300,7 @@
       <w:r>
         <w:drawing>
           <wp:inline xmlns:a="http://schemas.openxmlformats.org/drawingml/2006/main" xmlns:pic="http://schemas.openxmlformats.org/drawingml/2006/picture">
-            <wp:extent cx="5486400" cy="2493119"/>
+            <wp:extent cx="5486400" cy="2407701"/>
             <wp:docPr id="1" name="Picture 1"/>
             <wp:cNvGraphicFramePr>
               <a:graphicFrameLocks noChangeAspect="1"/>
@@ -321,7 +321,7 @@
                   <pic:spPr>
                     <a:xfrm>
                       <a:off x="0" y="0"/>
-                      <a:ext cx="5486400" cy="2493119"/>
+                      <a:ext cx="5486400" cy="2407701"/>
                     </a:xfrm>
                     <a:prstGeom prst="rect"/>
                   </pic:spPr>

--- a/reseach paper/long paper/vlm3d_long_paper.docx
+++ b/reseach paper/long paper/vlm3d_long_paper.docx
@@ -1901,7 +1901,7 @@
           <w:i/>
           <w:sz w:val="18"/>
         </w:rPr>
-        <w:t>Table 2.  Per-label AUROC and flat-threshold F1 across 18 pathologies, and final optimised-threshold ensemble F1. ‡ denotes AUROC &lt; 0.70 in the peak SwinViT model.</w:t>
+        <w:t>Table 2.  Per-label AUROC and flat-threshold F1 across 18 pathologies, and final optimised-threshold ensemble F1. * denotes AUROC &lt; 0.70 in the peak SwinViT model.</w:t>
       </w:r>
     </w:p>
     <w:tbl>
@@ -3118,7 +3118,7 @@
                 <w:i w:val="0"/>
                 <w:sz w:val="16"/>
               </w:rPr>
-              <w:t>Lung nodule ‡</w:t>
+              <w:t>Lung nodule *</w:t>
             </w:r>
           </w:p>
         </w:tc>
@@ -3361,7 +3361,7 @@
                 <w:i w:val="0"/>
                 <w:sz w:val="16"/>
               </w:rPr>
-              <w:t>Pulm. fibrotic seq. ‡</w:t>
+              <w:t>Pulm. fibrotic seq. *</w:t>
             </w:r>
           </w:p>
         </w:tc>

--- a/reseach paper/long paper/vlm3d_long_paper.docx
+++ b/reseach paper/long paper/vlm3d_long_paper.docx
@@ -3835,7 +3835,7 @@
                 <w:i w:val="0"/>
                 <w:sz w:val="16"/>
               </w:rPr>
-              <w:t>Air trapping</w:t>
+              <w:t>Consolidation</w:t>
             </w:r>
           </w:p>
         </w:tc>
@@ -4067,7 +4067,7 @@
                 <w:i w:val="0"/>
                 <w:sz w:val="16"/>
               </w:rPr>
-              <w:t>Pleural thickening</w:t>
+              <w:t>Interlobular septal thick.</w:t>
             </w:r>
           </w:p>
         </w:tc>
@@ -4298,7 +4298,7 @@
       <w:r>
         <w:drawing>
           <wp:inline xmlns:a="http://schemas.openxmlformats.org/drawingml/2006/main" xmlns:pic="http://schemas.openxmlformats.org/drawingml/2006/picture">
-            <wp:extent cx="5303520" cy="4230316"/>
+            <wp:extent cx="5303520" cy="4021350"/>
             <wp:docPr id="2" name="Picture 2"/>
             <wp:cNvGraphicFramePr>
               <a:graphicFrameLocks noChangeAspect="1"/>
@@ -4319,7 +4319,7 @@
                   <pic:spPr>
                     <a:xfrm>
                       <a:off x="0" y="0"/>
-                      <a:ext cx="5303520" cy="4230316"/>
+                      <a:ext cx="5303520" cy="4021350"/>
                     </a:xfrm>
                     <a:prstGeom prst="rect"/>
                   </pic:spPr>
